--- a/output/Maximus_Sr_Analyst_Business_Analysis/Ebenezer_Rolston_Maximus_Sr_Analyst_Business_Analysis_Resume.docx
+++ b/output/Maximus_Sr_Analyst_Business_Analysis/Ebenezer_Rolston_Maximus_Sr_Analyst_Business_Analysis_Resume.docx
@@ -508,7 +508,7 @@
           <w:color w:val="1F1F1F"/>
           <w:sz w:val="18"/>
         </w:rPr>
-        <w:t xml:space="preserve">Engineered automated SQL reconciliation scripts across relational database systems (MS SQL Server, Oracle) to validate pre- and post-migration data integrity.</w:t>
+        <w:t xml:space="preserve">Engineered automated SQL reconciliation scripts across relational database systems including MS SQL Server and Oracle to validate pre- and post-migration data integrity.</w:t>
       </w:r>
     </w:p>
     <w:p>
@@ -763,6 +763,34 @@
           <w:color w:val="1F1F1F"/>
           <w:sz w:val="18"/>
         </w:rPr>
+        <w:t xml:space="preserve">OpenAI Codex:</w:t>
+      </w:r>
+      <w:r>
+        <w:rPr>
+          <w:color w:val="1F1F1F"/>
+          <w:sz w:val="18"/>
+        </w:rPr>
+        <w:t xml:space="preserve"> Agent Orchestration • MCP Integration • Context Engineering — Completed 7 intensive bootcamps across Fundamentals, Codex 201, and Codex 301 covering Plan Mode, parallel worktrees, runtime hooks, and automated build–test–fix loops</w:t>
+      </w:r>
+    </w:p>
+    <w:p>
+      <w:pPr>
+        <w:spacing w:before="0" w:after="20" w:line="240" w:lineRule="auto"/>
+        <w:ind w:left="360" w:hanging="180"/>
+      </w:pPr>
+      <w:r>
+        <w:rPr>
+          <w:color w:val="1F1F1F"/>
+          <w:sz w:val="20"/>
+        </w:rPr>
+        <w:t xml:space="preserve">• </w:t>
+      </w:r>
+      <w:r>
+        <w:rPr>
+          <w:b/>
+          <w:color w:val="1F1F1F"/>
+          <w:sz w:val="18"/>
+        </w:rPr>
         <w:t xml:space="preserve">M.S. &amp; B.S. in Computer Science:</w:t>
       </w:r>
       <w:r>
@@ -883,34 +911,6 @@
           <w:sz w:val="18"/>
         </w:rPr>
         <w:t xml:space="preserve"> UC Berkeley Extension</w:t>
-      </w:r>
-    </w:p>
-    <w:p>
-      <w:pPr>
-        <w:spacing w:before="0" w:after="20" w:line="240" w:lineRule="auto"/>
-        <w:ind w:left="360" w:hanging="180"/>
-      </w:pPr>
-      <w:r>
-        <w:rPr>
-          <w:color w:val="1F1F1F"/>
-          <w:sz w:val="20"/>
-        </w:rPr>
-        <w:t xml:space="preserve">• </w:t>
-      </w:r>
-      <w:r>
-        <w:rPr>
-          <w:b/>
-          <w:color w:val="1F1F1F"/>
-          <w:sz w:val="18"/>
-        </w:rPr>
-        <w:t xml:space="preserve">OpenAI Codex Bootcamps: Fundamentals, 201, and 301:</w:t>
-      </w:r>
-      <w:r>
-        <w:rPr>
-          <w:color w:val="1F1F1F"/>
-          <w:sz w:val="18"/>
-        </w:rPr>
-        <w:t xml:space="preserve"> Completed 7 Hands-on Technical Bootcamps</w:t>
       </w:r>
     </w:p>
     <w:p>
@@ -1067,7 +1067,7 @@
           <w:color w:val="1F1F1F"/>
           <w:sz w:val="18"/>
         </w:rPr>
-        <w:t xml:space="preserve"> SAP S/4HANA (FBMS) • Unison PRISM • Remedy ITSM • Government Contract Systems • Standard Operating Procedures • Change Management • Federal Procurement Compliance • NIST Standards</w:t>
+        <w:t xml:space="preserve"> SAP S/4HANA FBMS • Unison PRISM • Remedy ITSM • Government Contract Systems • Standard Operating Procedures • Change Management • Federal Procurement Compliance • NIST Standards</w:t>
       </w:r>
     </w:p>
     <w:p>
